--- a/module-1/Zankl-Assignment1_2.docx
+++ b/module-1/Zankl-Assignment1_2.docx
@@ -8,10 +8,10 @@
       </w:pPr>
       <w:r>
         <w:drawing>
-          <wp:inline distT="0" distB="0" distL="0" distR="0" wp14:anchorId="174226A2" wp14:editId="341BABC2">
-            <wp:extent cx="5943600" cy="2663825"/>
-            <wp:effectExtent l="0" t="0" r="0" b="3175"/>
-            <wp:docPr id="1873538070" name="Picture 1"/>
+          <wp:inline distT="0" distB="0" distL="0" distR="0" wp14:anchorId="386C3D74" wp14:editId="6A5A3D40">
+            <wp:extent cx="5943600" cy="3302000"/>
+            <wp:effectExtent l="0" t="0" r="0" b="0"/>
+            <wp:docPr id="1577766509" name="Picture 1"/>
             <wp:cNvGraphicFramePr>
               <a:graphicFrameLocks xmlns:a="http://schemas.openxmlformats.org/drawingml/2006/main" noChangeAspect="1"/>
             </wp:cNvGraphicFramePr>
@@ -19,7 +19,7 @@
               <a:graphicData uri="http://schemas.openxmlformats.org/drawingml/2006/picture">
                 <pic:pic xmlns:pic="http://schemas.openxmlformats.org/drawingml/2006/picture">
                   <pic:nvPicPr>
-                    <pic:cNvPr id="1873538070" name=""/>
+                    <pic:cNvPr id="1577766509" name=""/>
                     <pic:cNvPicPr/>
                   </pic:nvPicPr>
                   <pic:blipFill>
@@ -31,7 +31,7 @@
                   <pic:spPr>
                     <a:xfrm>
                       <a:off x="0" y="0"/>
-                      <a:ext cx="5943600" cy="2663825"/>
+                      <a:ext cx="5943600" cy="3302000"/>
                     </a:xfrm>
                     <a:prstGeom prst="rect">
                       <a:avLst/>
@@ -45,12 +45,6 @@
       </w:r>
     </w:p>
     <w:p>
-      <w:pPr>
-        <w:rPr>
-          <w:b/>
-          <w:bCs/>
-        </w:rPr>
-      </w:pPr>
       <w:r>
         <w:rPr>
           <w:b/>
@@ -59,41 +53,7 @@
         <w:t xml:space="preserve">Figure 1: </w:t>
       </w:r>
       <w:r>
-        <w:rPr>
-          <w:b/>
-          <w:bCs/>
-        </w:rPr>
-        <w:t>GitHub Profile Overview</w:t>
-      </w:r>
-    </w:p>
-    <w:p>
-      <w:r>
-        <w:rPr>
-          <w:b/>
-          <w:bCs/>
-        </w:rPr>
-        <w:t>Note on Workflow:</w:t>
-      </w:r>
-    </w:p>
-    <w:p>
-      <w:r>
-        <w:t>The local setup, directory creation (</w:t>
-      </w:r>
-      <w:proofErr w:type="spellStart"/>
-      <w:r>
-        <w:t>mkdir</w:t>
-      </w:r>
-      <w:proofErr w:type="spellEnd"/>
-      <w:r>
-        <w:t xml:space="preserve"> module-1), directory verification (</w:t>
-      </w:r>
-      <w:proofErr w:type="spellStart"/>
-      <w:r>
-        <w:t>dir</w:t>
-      </w:r>
-      <w:proofErr w:type="spellEnd"/>
-      <w:r>
-        <w:t xml:space="preserve">), and initial repository checks (git status) were performed via the Command Line Interface in Windows PowerShell. Staging, committing, and pushing the files to GitHub were completed using GitHub Desktop rather than CLI commands. </w:t>
+        <w:t>Repository created</w:t>
       </w:r>
     </w:p>
     <w:p>
@@ -108,12 +68,12 @@
         <w:rPr>
           <w:b/>
           <w:bCs/>
+          <w:noProof/>
         </w:rPr>
-        <w:lastRenderedPageBreak/>
         <w:drawing>
-          <wp:inline distT="0" distB="0" distL="0" distR="0" wp14:anchorId="6371544E" wp14:editId="7B7F0129">
-            <wp:extent cx="5943600" cy="4051300"/>
-            <wp:effectExtent l="0" t="0" r="0" b="6350"/>
+          <wp:inline distT="0" distB="0" distL="0" distR="0" wp14:anchorId="6371544E" wp14:editId="4060AA4A">
+            <wp:extent cx="5380689" cy="3667606"/>
+            <wp:effectExtent l="0" t="0" r="0" b="9525"/>
             <wp:docPr id="468457079" name="Picture 1"/>
             <wp:cNvGraphicFramePr>
               <a:graphicFrameLocks xmlns:a="http://schemas.openxmlformats.org/drawingml/2006/main" noChangeAspect="1"/>
@@ -134,7 +94,7 @@
                   <pic:spPr>
                     <a:xfrm>
                       <a:off x="0" y="0"/>
-                      <a:ext cx="5943600" cy="4051300"/>
+                      <a:ext cx="5399143" cy="3680185"/>
                     </a:xfrm>
                     <a:prstGeom prst="rect">
                       <a:avLst/>
@@ -174,330 +134,14 @@
           <w:b/>
           <w:bCs/>
         </w:rPr>
-        <w:t>: Local Directory Verification</w:t>
-      </w:r>
-      <w:r>
-        <w:rPr>
-          <w:b/>
-          <w:bCs/>
-        </w:rPr>
         <w:t xml:space="preserve">: </w:t>
       </w:r>
       <w:r>
-        <w:t>Windows PowerShell navigated to C:\Users\njzan\Documents\GitHub\CSD-3</w:t>
-      </w:r>
-      <w:r>
-        <w:t>10</w:t>
-      </w:r>
-      <w:r>
-        <w:t xml:space="preserve">. Running the </w:t>
-      </w:r>
-      <w:proofErr w:type="spellStart"/>
-      <w:r>
-        <w:t>dir</w:t>
-      </w:r>
-      <w:proofErr w:type="spellEnd"/>
-      <w:r>
-        <w:t xml:space="preserve"> command confirms that the local subfolder module-1 was successfully created inside the main repository folder.</w:t>
-      </w:r>
-    </w:p>
-    <w:p>
-      <w:pPr>
-        <w:jc w:val="center"/>
-        <w:rPr>
-          <w:b/>
-          <w:bCs/>
-        </w:rPr>
-      </w:pPr>
-      <w:r>
-        <w:rPr>
-          <w:b/>
-          <w:bCs/>
-        </w:rPr>
-        <w:drawing>
-          <wp:inline distT="0" distB="0" distL="0" distR="0" wp14:anchorId="139F0334" wp14:editId="67187CDE">
-            <wp:extent cx="5943600" cy="1522095"/>
-            <wp:effectExtent l="0" t="0" r="0" b="1905"/>
-            <wp:docPr id="1652994915" name="Picture 1"/>
-            <wp:cNvGraphicFramePr>
-              <a:graphicFrameLocks xmlns:a="http://schemas.openxmlformats.org/drawingml/2006/main" noChangeAspect="1"/>
-            </wp:cNvGraphicFramePr>
-            <a:graphic xmlns:a="http://schemas.openxmlformats.org/drawingml/2006/main">
-              <a:graphicData uri="http://schemas.openxmlformats.org/drawingml/2006/picture">
-                <pic:pic xmlns:pic="http://schemas.openxmlformats.org/drawingml/2006/picture">
-                  <pic:nvPicPr>
-                    <pic:cNvPr id="1652994915" name=""/>
-                    <pic:cNvPicPr/>
-                  </pic:nvPicPr>
-                  <pic:blipFill>
-                    <a:blip r:embed="rId8"/>
-                    <a:stretch>
-                      <a:fillRect/>
-                    </a:stretch>
-                  </pic:blipFill>
-                  <pic:spPr>
-                    <a:xfrm>
-                      <a:off x="0" y="0"/>
-                      <a:ext cx="5943600" cy="1522095"/>
-                    </a:xfrm>
-                    <a:prstGeom prst="rect">
-                      <a:avLst/>
-                    </a:prstGeom>
-                  </pic:spPr>
-                </pic:pic>
-              </a:graphicData>
-            </a:graphic>
-          </wp:inline>
-        </w:drawing>
-      </w:r>
-    </w:p>
-    <w:p>
-      <w:r>
-        <w:rPr>
-          <w:b/>
-          <w:bCs/>
-        </w:rPr>
-        <w:t>Figure</w:t>
-      </w:r>
-      <w:r>
-        <w:rPr>
-          <w:b/>
-          <w:bCs/>
-        </w:rPr>
-        <w:t xml:space="preserve"> </w:t>
-      </w:r>
-      <w:r>
-        <w:rPr>
-          <w:b/>
-          <w:bCs/>
-        </w:rPr>
-        <w:t>3</w:t>
-      </w:r>
-      <w:r>
-        <w:rPr>
-          <w:b/>
-          <w:bCs/>
-        </w:rPr>
-        <w:t>: Local Repository Status</w:t>
-      </w:r>
-      <w:r>
-        <w:rPr>
-          <w:b/>
-          <w:bCs/>
-        </w:rPr>
-        <w:t xml:space="preserve">: </w:t>
-      </w:r>
-      <w:r>
-        <w:t>Windows PowerShell running git status inside the CSD-3</w:t>
-      </w:r>
-      <w:r>
-        <w:t>10</w:t>
-      </w:r>
-      <w:r>
-        <w:t xml:space="preserve"> local repository. The output shows the local branch is up to date with origin/main. </w:t>
-      </w:r>
-    </w:p>
-    <w:p>
-      <w:pPr>
-        <w:jc w:val="center"/>
-        <w:rPr>
-          <w:b/>
-          <w:bCs/>
-        </w:rPr>
-      </w:pPr>
-      <w:r>
-        <w:rPr>
-          <w:noProof/>
-        </w:rPr>
-        <w:lastRenderedPageBreak/>
-        <w:drawing>
-          <wp:inline distT="0" distB="0" distL="0" distR="0" wp14:anchorId="552DAB57" wp14:editId="59DC3D37">
-            <wp:extent cx="4914717" cy="3391469"/>
-            <wp:effectExtent l="0" t="0" r="635" b="0"/>
-            <wp:docPr id="1534215939" name="Picture 1"/>
-            <wp:cNvGraphicFramePr>
-              <a:graphicFrameLocks xmlns:a="http://schemas.openxmlformats.org/drawingml/2006/main" noChangeAspect="1"/>
-            </wp:cNvGraphicFramePr>
-            <a:graphic xmlns:a="http://schemas.openxmlformats.org/drawingml/2006/main">
-              <a:graphicData uri="http://schemas.openxmlformats.org/drawingml/2006/picture">
-                <pic:pic xmlns:pic="http://schemas.openxmlformats.org/drawingml/2006/picture">
-                  <pic:nvPicPr>
-                    <pic:cNvPr id="1534215939" name=""/>
-                    <pic:cNvPicPr/>
-                  </pic:nvPicPr>
-                  <pic:blipFill>
-                    <a:blip r:embed="rId9"/>
-                    <a:stretch>
-                      <a:fillRect/>
-                    </a:stretch>
-                  </pic:blipFill>
-                  <pic:spPr>
-                    <a:xfrm>
-                      <a:off x="0" y="0"/>
-                      <a:ext cx="4944784" cy="3412217"/>
-                    </a:xfrm>
-                    <a:prstGeom prst="rect">
-                      <a:avLst/>
-                    </a:prstGeom>
-                  </pic:spPr>
-                </pic:pic>
-              </a:graphicData>
-            </a:graphic>
-          </wp:inline>
-        </w:drawing>
-      </w:r>
-    </w:p>
-    <w:p>
-      <w:r>
-        <w:rPr>
-          <w:b/>
-          <w:bCs/>
-        </w:rPr>
-        <w:t>Figure</w:t>
-      </w:r>
-      <w:r>
-        <w:rPr>
-          <w:b/>
-          <w:bCs/>
-        </w:rPr>
-        <w:t xml:space="preserve"> </w:t>
-      </w:r>
-      <w:r>
-        <w:rPr>
-          <w:b/>
-          <w:bCs/>
-        </w:rPr>
-        <w:t>4</w:t>
-      </w:r>
-      <w:r>
-        <w:rPr>
-          <w:b/>
-          <w:bCs/>
-        </w:rPr>
-        <w:t xml:space="preserve">: Staging and </w:t>
-      </w:r>
-      <w:proofErr w:type="gramStart"/>
-      <w:r>
-        <w:rPr>
-          <w:b/>
-          <w:bCs/>
-        </w:rPr>
-        <w:t>Committing</w:t>
-      </w:r>
-      <w:proofErr w:type="gramEnd"/>
-      <w:r>
-        <w:rPr>
-          <w:b/>
-          <w:bCs/>
-        </w:rPr>
-        <w:t xml:space="preserve"> via GitHub Desktop</w:t>
-      </w:r>
-      <w:r>
-        <w:rPr>
-          <w:b/>
-          <w:bCs/>
-        </w:rPr>
-        <w:t>:</w:t>
-      </w:r>
-      <w:r>
-        <w:t xml:space="preserve"> This illustrates using the GitHub Desktop GUI application to stage local files and write a commit message prior to pushing the changes to GitHub. </w:t>
-      </w:r>
-    </w:p>
-    <w:p>
-      <w:pPr>
-        <w:jc w:val="center"/>
-      </w:pPr>
-      <w:r>
-        <w:rPr>
-          <w:noProof/>
-        </w:rPr>
-        <w:drawing>
-          <wp:inline distT="0" distB="0" distL="0" distR="0" wp14:anchorId="3F0BFCF7" wp14:editId="21399AFD">
-            <wp:extent cx="5372100" cy="2936289"/>
-            <wp:effectExtent l="0" t="0" r="0" b="0"/>
-            <wp:docPr id="1104456424" name="Picture 1"/>
-            <wp:cNvGraphicFramePr>
-              <a:graphicFrameLocks xmlns:a="http://schemas.openxmlformats.org/drawingml/2006/main" noChangeAspect="1"/>
-            </wp:cNvGraphicFramePr>
-            <a:graphic xmlns:a="http://schemas.openxmlformats.org/drawingml/2006/main">
-              <a:graphicData uri="http://schemas.openxmlformats.org/drawingml/2006/picture">
-                <pic:pic xmlns:pic="http://schemas.openxmlformats.org/drawingml/2006/picture">
-                  <pic:nvPicPr>
-                    <pic:cNvPr id="1104456424" name=""/>
-                    <pic:cNvPicPr/>
-                  </pic:nvPicPr>
-                  <pic:blipFill>
-                    <a:blip r:embed="rId10"/>
-                    <a:stretch>
-                      <a:fillRect/>
-                    </a:stretch>
-                  </pic:blipFill>
-                  <pic:spPr>
-                    <a:xfrm>
-                      <a:off x="0" y="0"/>
-                      <a:ext cx="5375126" cy="2937943"/>
-                    </a:xfrm>
-                    <a:prstGeom prst="rect">
-                      <a:avLst/>
-                    </a:prstGeom>
-                  </pic:spPr>
-                </pic:pic>
-              </a:graphicData>
-            </a:graphic>
-          </wp:inline>
-        </w:drawing>
-      </w:r>
-    </w:p>
-    <w:p>
-      <w:r>
-        <w:rPr>
-          <w:b/>
-          <w:bCs/>
-        </w:rPr>
-        <w:t>Figure</w:t>
-      </w:r>
-      <w:r>
-        <w:rPr>
-          <w:b/>
-          <w:bCs/>
-        </w:rPr>
-        <w:t xml:space="preserve"> </w:t>
-      </w:r>
-      <w:r>
-        <w:rPr>
-          <w:b/>
-          <w:bCs/>
-        </w:rPr>
-        <w:t>5</w:t>
-      </w:r>
-      <w:r>
-        <w:rPr>
-          <w:b/>
-          <w:bCs/>
-        </w:rPr>
-        <w:t>: Cleaned Remote Repository View</w:t>
-      </w:r>
-      <w:r>
-        <w:rPr>
-          <w:b/>
-          <w:bCs/>
-        </w:rPr>
-        <w:t xml:space="preserve">: </w:t>
-      </w:r>
-      <w:r>
-        <w:t xml:space="preserve">This screenshot shows the live </w:t>
-      </w:r>
-      <w:proofErr w:type="spellStart"/>
-      <w:r>
-        <w:t>nevrik</w:t>
-      </w:r>
-      <w:proofErr w:type="spellEnd"/>
-      <w:r>
-        <w:t xml:space="preserve">-hub/CSD-325 repository on GitHub.com. It reflects the latest commit ("Removed temporary Word file"), confirming that the module-1 directory is present on the remote main branch without any temporary lock files. </w:t>
+        <w:t>Local Directory Verification</w:t>
       </w:r>
     </w:p>
     <w:sectPr>
-      <w:headerReference w:type="first" r:id="rId11"/>
+      <w:headerReference w:type="first" r:id="rId8"/>
       <w:pgSz w:w="12240" w:h="15840"/>
       <w:pgMar w:top="1440" w:right="1440" w:bottom="1440" w:left="1440" w:header="720" w:footer="720" w:gutter="0"/>
       <w:cols w:space="720"/>

--- a/module-1/Zankl-Assignment1_2.docx
+++ b/module-1/Zankl-Assignment1_2.docx
@@ -8,10 +8,10 @@
       </w:pPr>
       <w:r>
         <w:drawing>
-          <wp:inline distT="0" distB="0" distL="0" distR="0" wp14:anchorId="386C3D74" wp14:editId="6A5A3D40">
-            <wp:extent cx="5943600" cy="3302000"/>
-            <wp:effectExtent l="0" t="0" r="0" b="0"/>
-            <wp:docPr id="1577766509" name="Picture 1"/>
+          <wp:inline distT="0" distB="0" distL="0" distR="0" wp14:anchorId="0EE982CC" wp14:editId="69EDA1A1">
+            <wp:extent cx="5304726" cy="2949336"/>
+            <wp:effectExtent l="0" t="0" r="0" b="3810"/>
+            <wp:docPr id="254373101" name="Picture 1"/>
             <wp:cNvGraphicFramePr>
               <a:graphicFrameLocks xmlns:a="http://schemas.openxmlformats.org/drawingml/2006/main" noChangeAspect="1"/>
             </wp:cNvGraphicFramePr>
@@ -19,7 +19,7 @@
               <a:graphicData uri="http://schemas.openxmlformats.org/drawingml/2006/picture">
                 <pic:pic xmlns:pic="http://schemas.openxmlformats.org/drawingml/2006/picture">
                   <pic:nvPicPr>
-                    <pic:cNvPr id="1577766509" name=""/>
+                    <pic:cNvPr id="254373101" name=""/>
                     <pic:cNvPicPr/>
                   </pic:nvPicPr>
                   <pic:blipFill>
@@ -31,7 +31,7 @@
                   <pic:spPr>
                     <a:xfrm>
                       <a:off x="0" y="0"/>
-                      <a:ext cx="5943600" cy="3302000"/>
+                      <a:ext cx="5318165" cy="2956808"/>
                     </a:xfrm>
                     <a:prstGeom prst="rect">
                       <a:avLst/>
@@ -53,7 +53,10 @@
         <w:t xml:space="preserve">Figure 1: </w:t>
       </w:r>
       <w:r>
-        <w:t>Repository created</w:t>
+        <w:t>Web browser view of the newly created nevrik-hub/CSD-310 repository on GitHub.com initialized with a .gitignore file and README.md.</w:t>
+      </w:r>
+      <w:r>
+        <w:t xml:space="preserve"> Note the module-1 folder.</w:t>
       </w:r>
     </w:p>
     <w:p>
@@ -71,9 +74,9 @@
           <w:noProof/>
         </w:rPr>
         <w:drawing>
-          <wp:inline distT="0" distB="0" distL="0" distR="0" wp14:anchorId="6371544E" wp14:editId="4060AA4A">
-            <wp:extent cx="5380689" cy="3667606"/>
-            <wp:effectExtent l="0" t="0" r="0" b="9525"/>
+          <wp:inline distT="0" distB="0" distL="0" distR="0" wp14:anchorId="6371544E" wp14:editId="6E55C1BF">
+            <wp:extent cx="4939521" cy="3366895"/>
+            <wp:effectExtent l="0" t="0" r="0" b="5080"/>
             <wp:docPr id="468457079" name="Picture 1"/>
             <wp:cNvGraphicFramePr>
               <a:graphicFrameLocks xmlns:a="http://schemas.openxmlformats.org/drawingml/2006/main" noChangeAspect="1"/>
@@ -94,7 +97,7 @@
                   <pic:spPr>
                     <a:xfrm>
                       <a:off x="0" y="0"/>
-                      <a:ext cx="5399143" cy="3680185"/>
+                      <a:ext cx="5008111" cy="3413647"/>
                     </a:xfrm>
                     <a:prstGeom prst="rect">
                       <a:avLst/>
@@ -137,7 +140,7 @@
         <w:t xml:space="preserve">: </w:t>
       </w:r>
       <w:r>
-        <w:t>Local Directory Verification</w:t>
+        <w:t>Windows PowerShell terminal showing navigation to C:\Users\njzan\Documents\GitHub\CSD-310, status checks, and the dir command output confirming the local module-1 directory creation.</w:t>
       </w:r>
     </w:p>
     <w:sectPr>

--- a/module-1/Zankl-Assignment1_2.docx
+++ b/module-1/Zankl-Assignment1_2.docx
@@ -8,10 +8,10 @@
       </w:pPr>
       <w:r>
         <w:drawing>
-          <wp:inline distT="0" distB="0" distL="0" distR="0" wp14:anchorId="0EE982CC" wp14:editId="69EDA1A1">
-            <wp:extent cx="5304726" cy="2949336"/>
-            <wp:effectExtent l="0" t="0" r="0" b="3810"/>
-            <wp:docPr id="254373101" name="Picture 1"/>
+          <wp:inline distT="0" distB="0" distL="0" distR="0" wp14:anchorId="0E198DA2" wp14:editId="45043322">
+            <wp:extent cx="5943600" cy="2824480"/>
+            <wp:effectExtent l="0" t="0" r="0" b="0"/>
+            <wp:docPr id="229045651" name="Picture 1"/>
             <wp:cNvGraphicFramePr>
               <a:graphicFrameLocks xmlns:a="http://schemas.openxmlformats.org/drawingml/2006/main" noChangeAspect="1"/>
             </wp:cNvGraphicFramePr>
@@ -19,7 +19,7 @@
               <a:graphicData uri="http://schemas.openxmlformats.org/drawingml/2006/picture">
                 <pic:pic xmlns:pic="http://schemas.openxmlformats.org/drawingml/2006/picture">
                   <pic:nvPicPr>
-                    <pic:cNvPr id="254373101" name=""/>
+                    <pic:cNvPr id="229045651" name=""/>
                     <pic:cNvPicPr/>
                   </pic:nvPicPr>
                   <pic:blipFill>
@@ -31,7 +31,7 @@
                   <pic:spPr>
                     <a:xfrm>
                       <a:off x="0" y="0"/>
-                      <a:ext cx="5318165" cy="2956808"/>
+                      <a:ext cx="5943600" cy="2824480"/>
                     </a:xfrm>
                     <a:prstGeom prst="rect">
                       <a:avLst/>
@@ -53,7 +53,28 @@
         <w:t xml:space="preserve">Figure 1: </w:t>
       </w:r>
       <w:r>
-        <w:t>Web browser view of the newly created nevrik-hub/CSD-310 repository on GitHub.com initialized with a .gitignore file and README.md.</w:t>
+        <w:t xml:space="preserve">Web browser view of the newly created </w:t>
+      </w:r>
+      <w:proofErr w:type="spellStart"/>
+      <w:r>
+        <w:t>nevrik</w:t>
+      </w:r>
+      <w:proofErr w:type="spellEnd"/>
+      <w:r>
+        <w:t xml:space="preserve">-hub/CSD-310 repository on GitHub.com initialized with </w:t>
+      </w:r>
+      <w:proofErr w:type="gramStart"/>
+      <w:r>
+        <w:t>a .</w:t>
+      </w:r>
+      <w:proofErr w:type="spellStart"/>
+      <w:r>
+        <w:t>gitignore</w:t>
+      </w:r>
+      <w:proofErr w:type="spellEnd"/>
+      <w:proofErr w:type="gramEnd"/>
+      <w:r>
+        <w:t xml:space="preserve"> file and README.md.</w:t>
       </w:r>
       <w:r>
         <w:t xml:space="preserve"> Note the module-1 folder.</w:t>
@@ -74,9 +95,9 @@
           <w:noProof/>
         </w:rPr>
         <w:drawing>
-          <wp:inline distT="0" distB="0" distL="0" distR="0" wp14:anchorId="6371544E" wp14:editId="6E55C1BF">
-            <wp:extent cx="4939521" cy="3366895"/>
-            <wp:effectExtent l="0" t="0" r="0" b="5080"/>
+          <wp:inline distT="0" distB="0" distL="0" distR="0" wp14:anchorId="6371544E" wp14:editId="42691692">
+            <wp:extent cx="5004387" cy="3411109"/>
+            <wp:effectExtent l="0" t="0" r="6350" b="0"/>
             <wp:docPr id="468457079" name="Picture 1"/>
             <wp:cNvGraphicFramePr>
               <a:graphicFrameLocks xmlns:a="http://schemas.openxmlformats.org/drawingml/2006/main" noChangeAspect="1"/>
@@ -97,7 +118,7 @@
                   <pic:spPr>
                     <a:xfrm>
                       <a:off x="0" y="0"/>
-                      <a:ext cx="5008111" cy="3413647"/>
+                      <a:ext cx="5086867" cy="3467330"/>
                     </a:xfrm>
                     <a:prstGeom prst="rect">
                       <a:avLst/>
@@ -140,7 +161,15 @@
         <w:t xml:space="preserve">: </w:t>
       </w:r>
       <w:r>
-        <w:t>Windows PowerShell terminal showing navigation to C:\Users\njzan\Documents\GitHub\CSD-310, status checks, and the dir command output confirming the local module-1 directory creation.</w:t>
+        <w:t xml:space="preserve">Windows PowerShell terminal showing navigation to C:\Users\njzan\Documents\GitHub\CSD-310, status checks, and the </w:t>
+      </w:r>
+      <w:proofErr w:type="spellStart"/>
+      <w:r>
+        <w:t>dir</w:t>
+      </w:r>
+      <w:proofErr w:type="spellEnd"/>
+      <w:r>
+        <w:t xml:space="preserve"> command output confirming the local module-1 directory creation.</w:t>
       </w:r>
     </w:p>
     <w:sectPr>
